--- a/docs/csv-validation/SOP-EDHR-系统操作手册编写与批准模板.docx
+++ b/docs/csv-validation/SOP-EDHR-系统操作手册编写与批准模板.docx
@@ -74,7 +74,7 @@
           <w:i w:val="false"/>
           <w:sz w:val="21"/>
         </w:rPr>
-        <w:t xml:space="preserve">模板编号：SOP-EDHR-TEMPLATE　版本：V0.1　生成日期：2026年09月09日</w:t>
+        <w:t xml:space="preserve">模板编号 SOP-EDHR-TEMPLATE　版本 V0.1　生成日期 2026年09月09日</w:t>
       </w:r>
     </w:p>
     <w:tbl>
@@ -6721,8 +6721,8 @@
       </w:tr>
     </w:tbl>
     <w:sectPr>
-      <w:footerReference w:type="default" r:id="R0cb1f1b2d966464e"/>
-      <w:footerReference w:type="first" r:id="R94f9fd4bf1e54f51"/>
+      <w:footerReference w:type="default" r:id="R87865ad5032f455c"/>
+      <w:footerReference w:type="first" r:id="R10257b31182748bb"/>
       <w:pgSz w:w="11906" w:h="16838"/>
       <w:pgMar w:top="1134" w:right="1247" w:bottom="1134" w:left="1247" w:footer="680"/>
       <w:titlePg/>
